--- a/static/templates/pour_over_will_texas.docx
+++ b/static/templates/pour_over_will_texas.docx
@@ -562,54 +562,101 @@
     <w:p>
       <w:pPr>
         <w:pStyle w:val="Text Heading 2"/>
+        <w:spacing w:before="120" w:after="120" w:line="240" w:lineRule="auto"/>
         <w:jc w:val="center"/>
-        <w:rPr>
+      </w:pPr>
+      <w:r>
+        <w:rPr>
+          <w:rFonts w:ascii="Times New Roman" w:cs="Times New Roman"/>
           <w:b/>
           <w:bCs/>
           <w:sz w:val="28"/>
           <w:szCs w:val="28"/>
         </w:rPr>
-      </w:pPr>
-      <w:r>
-        <w:rPr>
-          <w:rFonts w:ascii="Times New Roman" w:hAnsi="Times New Roman" w:eastAsia="Arial Unicode MS" w:cs="Arial Unicode MS"/>
-          <w:b/>
-          <w:bCs/>
-          <w:color w:val="000000"/>
-          <w:spacing w:val="0"/>
-          <w:w w:val="100"/>
-          <w:kern w:val="0"/>
-          <w:position w:val="0"/>
-          <w:sz w:val="28"/>
-          <w:szCs w:val="28"/>
-        </w:rPr>
         <w:t>Article Two</w:t>
       </w:r>
     </w:p>
     <w:p>
       <w:pPr>
-        <w:pStyle w:val="Text Heading 2"/>
         <w:jc w:val="center"/>
-        <w:rPr>
+      </w:pPr>
+      <w:r>
+        <w:rPr>
+          <w:rFonts w:ascii="Times New Roman" w:cs="Times New Roman"/>
           <w:b/>
           <w:bCs/>
           <w:sz w:val="28"/>
           <w:szCs w:val="28"/>
         </w:rPr>
-      </w:pPr>
-      <w:r>
-        <w:rPr>
-          <w:rFonts w:ascii="Times New Roman" w:hAnsi="Times New Roman" w:eastAsia="Arial Unicode MS" w:cs="Arial Unicode MS"/>
+        <w:t>Funeral Arrangements</w:t>
+      </w:r>
+    </w:p>
+    <w:p/>
+    <w:p>
+      <w:pPr>
+        <w:spacing w:after="90"/>
+        <w:jc w:val="both"/>
+      </w:pPr>
+      <w:r>
+        <w:rPr>
+          <w:rFonts w:ascii="Times New Roman" w:cs="Times New Roman"/>
+          <w:sz w:val="24"/>
+          <w:szCs w:val="24"/>
+        </w:rPr>
+        <w:t>My personal representative shall be responsible for my funeral and burial arrangements. I direct that no autopsy or embalming be performed on my body unless required by law, and that my body be washed, prayed over, and buried in accordance with Islamic law in the nearest Muslim cemetery, or a cemetery of my personal representative’s choosing, without any unjustified delay or expense. </w:t>
+      </w:r>
+    </w:p>
+    <w:p>
+      <w:pPr>
+        <w:pStyle w:val="Text Heading 2"/>
+        <w:jc w:val="center"/>
+        <w:rPr>
           <w:b/>
           <w:bCs/>
-          <w:color w:val="000000"/>
-          <w:spacing w:val="0"/>
-          <w:w w:val="100"/>
-          <w:kern w:val="0"/>
-          <w:position w:val="0"/>
           <w:sz w:val="28"/>
           <w:szCs w:val="28"/>
         </w:rPr>
+      </w:pPr>
+      <w:r>
+        <w:rPr>
+          <w:rFonts w:ascii="Times New Roman" w:hAnsi="Times New Roman" w:eastAsia="Arial Unicode MS" w:cs="Arial Unicode MS"/>
+          <w:b/>
+          <w:bCs/>
+          <w:color w:val="000000"/>
+          <w:spacing w:val="0"/>
+          <w:w w:val="100"/>
+          <w:kern w:val="0"/>
+          <w:position w:val="0"/>
+          <w:sz w:val="28"/>
+          <w:szCs w:val="28"/>
+        </w:rPr>
+        <w:t>Article Two</w:t>
+      </w:r>
+    </w:p>
+    <w:p>
+      <w:pPr>
+        <w:pStyle w:val="Text Heading 2"/>
+        <w:jc w:val="center"/>
+        <w:rPr>
+          <w:b/>
+          <w:bCs/>
+          <w:sz w:val="28"/>
+          <w:szCs w:val="28"/>
+        </w:rPr>
+      </w:pPr>
+      <w:r>
+        <w:rPr>
+          <w:rFonts w:ascii="Times New Roman" w:hAnsi="Times New Roman" w:eastAsia="Arial Unicode MS" w:cs="Arial Unicode MS"/>
+          <w:b/>
+          <w:bCs/>
+          <w:color w:val="000000"/>
+          <w:spacing w:val="0"/>
+          <w:w w:val="100"/>
+          <w:kern w:val="0"/>
+          <w:position w:val="0"/>
+          <w:sz w:val="28"/>
+          <w:szCs w:val="28"/>
+        </w:rPr>
         <w:t>Distribution of my Property</w:t>
       </w:r>
     </w:p>
@@ -781,7 +828,6 @@
         <w:jc w:val="both"/>
       </w:pPr>
       <w:r>
-        <w:lastRenderedPageBreak/>
         <w:rPr>
           <w:rFonts w:ascii="Arial Unicode MS" w:hAnsi="Arial Unicode MS" w:eastAsia="Arial Unicode MS" w:cs="Arial Unicode MS"/>
           <w:b w:val="0"/>
@@ -871,11 +917,16 @@
       <w:pPr>
         <w:pStyle w:val="Text Heading 2"/>
         <w:spacing w:before="120" w:after="120" w:line="240" w:lineRule="auto"/>
-      </w:pPr>
-      <w:r>
-        <w:rPr>
-          <w:rFonts w:ascii="Times New Roman" w:cs="Times New Roman"/>
-          <w:kern w:val="0"/>
+        <w:jc w:val="both"/>
+      </w:pPr>
+      <w:r>
+        <w:rPr>
+          <w:rFonts w:ascii="Times New Roman" w:hAnsi="Times New Roman" w:eastAsia="Arial Unicode MS" w:cs="Times New Roman"/>
+          <w:color w:val="000000"/>
+          <w:spacing w:val="0"/>
+          <w:w w:val="100"/>
+          <w:kern w:val="0"/>
+          <w:position w:val="0"/>
           <w:sz w:val="24"/>
           <w:szCs w:val="24"/>
         </w:rPr>
@@ -975,11 +1026,16 @@
       <w:pPr>
         <w:pStyle w:val="Text Heading 2"/>
         <w:spacing w:before="120" w:after="120" w:line="240" w:lineRule="auto"/>
-      </w:pPr>
-      <w:r>
-        <w:rPr>
-          <w:rFonts w:ascii="Times New Roman" w:cs="Times New Roman"/>
-          <w:kern w:val="0"/>
+        <w:jc w:val="both"/>
+      </w:pPr>
+      <w:r>
+        <w:rPr>
+          <w:rFonts w:ascii="Times New Roman" w:hAnsi="Times New Roman" w:eastAsia="Arial Unicode MS" w:cs="Times New Roman"/>
+          <w:color w:val="000000"/>
+          <w:spacing w:val="0"/>
+          <w:w w:val="100"/>
+          <w:kern w:val="0"/>
+          <w:position w:val="0"/>
           <w:sz w:val="24"/>
           <w:szCs w:val="24"/>
         </w:rPr>
@@ -1663,7 +1719,6 @@
         <w:jc w:val="left"/>
       </w:pPr>
       <w:r>
-        <w:lastRenderedPageBreak/>
         <w:rPr>
           <w:rFonts w:ascii="Arial Unicode MS" w:hAnsi="Arial Unicode MS" w:eastAsia="Arial Unicode MS" w:cs="Arial Unicode MS"/>
           <w:b w:val="0"/>
